--- a/en/wisdom-stories/Bakhtiyar Sirajov/everyone-has-work-to-do.docx
+++ b/en/wisdom-stories/Bakhtiyar Sirajov/everyone-has-work-to-do.docx
@@ -12,7 +12,7 @@
     </w:p>
     <w:p>
       <w:r>
-        <w:t>I have been fortunate to learn from wise teachers. One was my literature teacher, the esteemed Baladadash. He taught us: if someone asks you for something or assigns you a task and you cannot do it, never say, even if it is true, “I had so much work that I had no time and I could not get it done.” Those words make the other person think, “Don’t I have affairs of my own? Am I bothering you for nothing?”</w:t>
+        <w:t xml:space="preserve">I have been fortunate to learn from wise teachers. One was my literature teacher, the esteemed Baladadash. He taught us: if someone asks you for something or assigns you a task and you cannot do it, never say, even if it is true, “I had so much work that I had no time and I could not get it done.” Those words make the other person think, “Don’t I have things of my own to do? Am I bothering you for nothing?”</w:t>
       </w:r>
     </w:p>
     <w:p>
@@ -47,7 +47,7 @@
         <w:rPr>
           <w:b/>
         </w:rPr>
-        <w:t>Moral: It is a very painful feeling to live knowing you are regarded as unreliable and untrustworthy.</w:t>
+        <w:t>Moral: It is painful to live knowing that others regard you as unreliable and untrustworthy.</w:t>
       </w:r>
     </w:p>
     <w:p>
